--- a/波形对比_B2_vs_竞品.docx
+++ b/波形对比_B2_vs_竞品.docx
@@ -2192,6 +2192,12 @@
         </w:rPr>
         <w:t>B2：中距档快时间带宽 600 / 532 MHz，快时间距离 bin 0.25 / 0.282 m 优于竞品；B 帧远距测距范围 350.7 m；B 帧速度 bin 0.083 m/s 为双方最细；每帧 256 chirp，单帧原始数据 0.26 M 点仅为竞品的一半。</w:t>
       </w:r>
+      <w:r>
+        <w:rPr>
+          <w:sz w:val="20"/>
+        </w:rPr>
+        <w:t>此外，B2 的 Tc（74 / 92 µs）远长于采样窗（25.6 µs），chirp 内时序有富余：保持 Tc 不变、将采样率降至 20 MHz（采样窗相应加倍、点数不变，富余足以容纳），ADC 噪声带宽减半，SNR 可提高 3 dB；竞品 PRT 36.22 µs 已被采样窗与各时序段占满，没有同类余量——这是 B2 时序设计上的潜在优化空间。</w:t>
+      </w:r>
     </w:p>
     <w:p>
       <w:r>
